--- a/flow/20230914_vu_template/drafts/2024-06-g/10-ПН-Тимотея Пруського.docx
+++ b/flow/20230914_vu_template/drafts/2024-06-g/10-ПН-Тимотея Пруського.docx
@@ -4279,6 +4279,376 @@
     </w:p>
     <w:p>
       <w:pPr>
+        <w:pStyle w:val="a"/>
+        <w:spacing w:after="240"/>
+      </w:pPr>
+      <w:r>
+        <w:rPr>
+          <w:rFonts w:ascii="Times New Roman" w:hAnsi="Times New Roman"/>
+          <w:b/>
+          <w:color w:val="222222"/>
+          <w:sz w:val="24"/>
+          <w:highlight w:val="white"/>
+        </w:rPr>
+        <w:t xml:space="preserve">Слава, і нині </w:t>
+      </w:r>
+      <w:r>
+        <w:rPr>
+          <w:rFonts w:ascii="Times New Roman" w:hAnsi="Times New Roman"/>
+          <w:i/>
+          <w:color w:val="FF0000"/>
+          <w:sz w:val="24"/>
+          <w:highlight w:val="white"/>
+        </w:rPr>
+        <w:t xml:space="preserve">(богородичний): </w:t>
+      </w:r>
+      <w:r>
+        <w:rPr>
+          <w:rFonts w:ascii="Times New Roman" w:hAnsi="Times New Roman"/>
+          <w:sz w:val="24"/>
+          <w:highlight w:val="white"/>
+        </w:rPr>
+        <w:t xml:space="preserve">Без </w:t>
+      </w:r>
+      <w:r>
+        <w:rPr>
+          <w:rFonts w:ascii="Times New Roman" w:hAnsi="Times New Roman"/>
+          <w:sz w:val="24"/>
+          <w:highlight w:val="white"/>
+        </w:rPr>
+        <w:t>лі́ку</w:t>
+      </w:r>
+      <w:r>
+        <w:rPr>
+          <w:rFonts w:ascii="Times New Roman" w:hAnsi="Times New Roman"/>
+          <w:sz w:val="24"/>
+          <w:highlight w:val="white"/>
+        </w:rPr>
+        <w:t xml:space="preserve">, </w:t>
+      </w:r>
+      <w:r>
+        <w:rPr>
+          <w:rFonts w:ascii="Times New Roman" w:hAnsi="Times New Roman"/>
+          <w:sz w:val="24"/>
+          <w:highlight w:val="white"/>
+        </w:rPr>
+        <w:t>Пречи́стая</w:t>
+      </w:r>
+      <w:r>
+        <w:rPr>
+          <w:rFonts w:ascii="Times New Roman" w:hAnsi="Times New Roman"/>
+          <w:sz w:val="24"/>
+          <w:highlight w:val="white"/>
+        </w:rPr>
+        <w:t xml:space="preserve">,* </w:t>
+      </w:r>
+      <w:r>
+        <w:rPr>
+          <w:rFonts w:ascii="Times New Roman" w:hAnsi="Times New Roman"/>
+          <w:sz w:val="24"/>
+          <w:highlight w:val="white"/>
+        </w:rPr>
+        <w:t>обіця́в</w:t>
+      </w:r>
+      <w:r>
+        <w:rPr>
+          <w:rFonts w:ascii="Times New Roman" w:hAnsi="Times New Roman"/>
+          <w:sz w:val="24"/>
+          <w:highlight w:val="white"/>
+        </w:rPr>
+        <w:t xml:space="preserve"> я </w:t>
+      </w:r>
+      <w:r>
+        <w:rPr>
+          <w:rFonts w:ascii="Times New Roman" w:hAnsi="Times New Roman"/>
+          <w:sz w:val="24"/>
+          <w:highlight w:val="white"/>
+        </w:rPr>
+        <w:t>сотвори́ти</w:t>
+      </w:r>
+      <w:r>
+        <w:rPr>
+          <w:rFonts w:ascii="Times New Roman" w:hAnsi="Times New Roman"/>
+          <w:sz w:val="24"/>
+          <w:highlight w:val="white"/>
+        </w:rPr>
+        <w:t xml:space="preserve"> </w:t>
+      </w:r>
+      <w:r>
+        <w:rPr>
+          <w:rFonts w:ascii="Times New Roman" w:hAnsi="Times New Roman"/>
+          <w:sz w:val="24"/>
+          <w:highlight w:val="white"/>
+        </w:rPr>
+        <w:t>покая́ння</w:t>
+      </w:r>
+      <w:r>
+        <w:rPr>
+          <w:rFonts w:ascii="Times New Roman" w:hAnsi="Times New Roman"/>
+          <w:sz w:val="24"/>
+          <w:highlight w:val="white"/>
+        </w:rPr>
+        <w:t xml:space="preserve"> за мої́ гріхи́;* але́ не </w:t>
+      </w:r>
+      <w:r>
+        <w:rPr>
+          <w:rFonts w:ascii="Times New Roman" w:hAnsi="Times New Roman"/>
+          <w:sz w:val="24"/>
+          <w:highlight w:val="white"/>
+        </w:rPr>
+        <w:t>покида́є</w:t>
+      </w:r>
+      <w:r>
+        <w:rPr>
+          <w:rFonts w:ascii="Times New Roman" w:hAnsi="Times New Roman"/>
+          <w:sz w:val="24"/>
+          <w:highlight w:val="white"/>
+        </w:rPr>
+        <w:t xml:space="preserve"> мене́ </w:t>
+      </w:r>
+      <w:r>
+        <w:rPr>
+          <w:rFonts w:ascii="Times New Roman" w:hAnsi="Times New Roman"/>
+          <w:sz w:val="24"/>
+          <w:highlight w:val="white"/>
+        </w:rPr>
+        <w:t>лю́бий</w:t>
+      </w:r>
+      <w:r>
+        <w:rPr>
+          <w:rFonts w:ascii="Times New Roman" w:hAnsi="Times New Roman"/>
+          <w:sz w:val="24"/>
+          <w:highlight w:val="white"/>
+        </w:rPr>
+        <w:t xml:space="preserve"> </w:t>
+      </w:r>
+      <w:r>
+        <w:rPr>
+          <w:rFonts w:ascii="Times New Roman" w:hAnsi="Times New Roman"/>
+          <w:sz w:val="24"/>
+          <w:highlight w:val="white"/>
+        </w:rPr>
+        <w:t>зви́чай</w:t>
+      </w:r>
+      <w:r>
+        <w:rPr>
+          <w:rFonts w:ascii="Times New Roman" w:hAnsi="Times New Roman"/>
+          <w:sz w:val="24"/>
+          <w:highlight w:val="white"/>
+        </w:rPr>
+        <w:t xml:space="preserve"> зол мої́х.* </w:t>
+      </w:r>
+      <w:r>
+        <w:rPr>
+          <w:rFonts w:ascii="Times New Roman" w:hAnsi="Times New Roman"/>
+          <w:sz w:val="24"/>
+          <w:highlight w:val="white"/>
+        </w:rPr>
+        <w:t>Че́рез</w:t>
+      </w:r>
+      <w:r>
+        <w:rPr>
+          <w:rFonts w:ascii="Times New Roman" w:hAnsi="Times New Roman"/>
+          <w:sz w:val="24"/>
+          <w:highlight w:val="white"/>
+        </w:rPr>
+        <w:t xml:space="preserve"> те до </w:t>
+      </w:r>
+      <w:r>
+        <w:rPr>
+          <w:rFonts w:ascii="Times New Roman" w:hAnsi="Times New Roman"/>
+          <w:sz w:val="24"/>
+          <w:highlight w:val="white"/>
+        </w:rPr>
+        <w:t>Те́бе</w:t>
+      </w:r>
+      <w:r>
+        <w:rPr>
+          <w:rFonts w:ascii="Times New Roman" w:hAnsi="Times New Roman"/>
+          <w:sz w:val="24"/>
+          <w:highlight w:val="white"/>
+        </w:rPr>
+        <w:t xml:space="preserve"> </w:t>
+      </w:r>
+      <w:r>
+        <w:rPr>
+          <w:rFonts w:ascii="Times New Roman" w:hAnsi="Times New Roman"/>
+          <w:sz w:val="24"/>
+          <w:highlight w:val="white"/>
+        </w:rPr>
+        <w:t>вола́ю</w:t>
+      </w:r>
+      <w:r>
+        <w:rPr>
+          <w:rFonts w:ascii="Times New Roman" w:hAnsi="Times New Roman"/>
+          <w:sz w:val="24"/>
+          <w:highlight w:val="white"/>
+        </w:rPr>
+        <w:t xml:space="preserve">* і </w:t>
+      </w:r>
+      <w:r>
+        <w:rPr>
+          <w:rFonts w:ascii="Times New Roman" w:hAnsi="Times New Roman"/>
+          <w:sz w:val="24"/>
+          <w:highlight w:val="white"/>
+        </w:rPr>
+        <w:t>припада́ю</w:t>
+      </w:r>
+      <w:r>
+        <w:rPr>
+          <w:rFonts w:ascii="Times New Roman" w:hAnsi="Times New Roman"/>
+          <w:sz w:val="24"/>
+          <w:highlight w:val="white"/>
+        </w:rPr>
+        <w:t xml:space="preserve">, </w:t>
+      </w:r>
+      <w:r>
+        <w:rPr>
+          <w:rFonts w:ascii="Times New Roman" w:hAnsi="Times New Roman"/>
+          <w:sz w:val="24"/>
+          <w:highlight w:val="white"/>
+        </w:rPr>
+        <w:t>мо́лячись</w:t>
+      </w:r>
+      <w:r>
+        <w:rPr>
+          <w:rFonts w:ascii="Times New Roman" w:hAnsi="Times New Roman"/>
+          <w:sz w:val="24"/>
+          <w:highlight w:val="white"/>
+        </w:rPr>
+        <w:t xml:space="preserve">:* Ти, </w:t>
+      </w:r>
+      <w:r>
+        <w:rPr>
+          <w:rFonts w:ascii="Times New Roman" w:hAnsi="Times New Roman"/>
+          <w:sz w:val="24"/>
+          <w:highlight w:val="white"/>
+        </w:rPr>
+        <w:t>Влади́чице</w:t>
+      </w:r>
+      <w:r>
+        <w:rPr>
+          <w:rFonts w:ascii="Times New Roman" w:hAnsi="Times New Roman"/>
+          <w:sz w:val="24"/>
+          <w:highlight w:val="white"/>
+        </w:rPr>
+        <w:t xml:space="preserve">,* </w:t>
+      </w:r>
+      <w:r>
+        <w:rPr>
+          <w:rFonts w:ascii="Times New Roman" w:hAnsi="Times New Roman"/>
+          <w:sz w:val="24"/>
+          <w:highlight w:val="white"/>
+        </w:rPr>
+        <w:t>ви́рятуй</w:t>
+      </w:r>
+      <w:r>
+        <w:rPr>
+          <w:rFonts w:ascii="Times New Roman" w:hAnsi="Times New Roman"/>
+          <w:sz w:val="24"/>
+          <w:highlight w:val="white"/>
+        </w:rPr>
+        <w:t xml:space="preserve"> мене́ з </w:t>
+      </w:r>
+      <w:r>
+        <w:rPr>
+          <w:rFonts w:ascii="Times New Roman" w:hAnsi="Times New Roman"/>
+          <w:sz w:val="24"/>
+          <w:highlight w:val="white"/>
+        </w:rPr>
+        <w:t>ціє́ї</w:t>
+      </w:r>
+      <w:r>
+        <w:rPr>
+          <w:rFonts w:ascii="Times New Roman" w:hAnsi="Times New Roman"/>
+          <w:sz w:val="24"/>
+          <w:highlight w:val="white"/>
+        </w:rPr>
+        <w:t xml:space="preserve"> </w:t>
+      </w:r>
+      <w:r>
+        <w:rPr>
+          <w:rFonts w:ascii="Times New Roman" w:hAnsi="Times New Roman"/>
+          <w:sz w:val="24"/>
+          <w:highlight w:val="white"/>
+        </w:rPr>
+        <w:t>тирані́ї</w:t>
+      </w:r>
+      <w:r>
+        <w:rPr>
+          <w:rFonts w:ascii="Times New Roman" w:hAnsi="Times New Roman"/>
+          <w:sz w:val="24"/>
+          <w:highlight w:val="white"/>
+        </w:rPr>
+        <w:t xml:space="preserve">,* </w:t>
+      </w:r>
+      <w:r>
+        <w:rPr>
+          <w:rFonts w:ascii="Times New Roman" w:hAnsi="Times New Roman"/>
+          <w:sz w:val="24"/>
+          <w:highlight w:val="white"/>
+        </w:rPr>
+        <w:t>спрямо́вуючи</w:t>
+      </w:r>
+      <w:r>
+        <w:rPr>
+          <w:rFonts w:ascii="Times New Roman" w:hAnsi="Times New Roman"/>
+          <w:sz w:val="24"/>
+          <w:highlight w:val="white"/>
+        </w:rPr>
+        <w:t xml:space="preserve"> до </w:t>
+      </w:r>
+      <w:r>
+        <w:rPr>
+          <w:rFonts w:ascii="Times New Roman" w:hAnsi="Times New Roman"/>
+          <w:sz w:val="24"/>
+          <w:highlight w:val="white"/>
+        </w:rPr>
+        <w:t>кра́щих</w:t>
+      </w:r>
+      <w:r>
+        <w:rPr>
+          <w:rFonts w:ascii="Times New Roman" w:hAnsi="Times New Roman"/>
+          <w:sz w:val="24"/>
+          <w:highlight w:val="white"/>
+        </w:rPr>
+        <w:t xml:space="preserve"> діл* і до тих, що </w:t>
+      </w:r>
+      <w:r>
+        <w:rPr>
+          <w:rFonts w:ascii="Times New Roman" w:hAnsi="Times New Roman"/>
+          <w:sz w:val="24"/>
+          <w:highlight w:val="white"/>
+        </w:rPr>
+        <w:t>бли́жчі</w:t>
+      </w:r>
+      <w:r>
+        <w:rPr>
+          <w:rFonts w:ascii="Times New Roman" w:hAnsi="Times New Roman"/>
+          <w:sz w:val="24"/>
+          <w:highlight w:val="white"/>
+        </w:rPr>
+        <w:t xml:space="preserve"> до </w:t>
+      </w:r>
+      <w:r>
+        <w:rPr>
+          <w:rFonts w:ascii="Times New Roman" w:hAnsi="Times New Roman"/>
+          <w:sz w:val="24"/>
+          <w:highlight w:val="white"/>
+        </w:rPr>
+        <w:t>спасі́ння</w:t>
+      </w:r>
+      <w:r>
+        <w:rPr>
+          <w:rFonts w:ascii="Times New Roman" w:hAnsi="Times New Roman"/>
+          <w:sz w:val="24"/>
+          <w:highlight w:val="white"/>
+        </w:rPr>
+        <w:t>.</w:t>
+      </w:r>
+    </w:p>
+    <w:p>
+      <w:pPr>
         <w:pStyle w:val="Heading2"/>
         <w:spacing w:after="120" w:before="0" w:lineRule="auto"/>
         <w:jc w:val="center"/>
@@ -4435,6 +4805,23 @@
     </w:p>
     <w:p>
       <w:pPr>
+        <w:spacing w:after="120" w:lineRule="auto"/>
+        <w:jc w:val="both"/>
+        <w:rPr>
+          <w:rFonts w:ascii="Times New Roman" w:cs="Times New Roman" w:eastAsia="Times New Roman" w:hAnsi="Times New Roman"/>
+          <w:color w:val="ff0000"/>
+          <w:sz w:val="24"/>
+          <w:szCs w:val="24"/>
+        </w:rPr>
+      </w:pPr>
+      <w:r>
+        <w:rPr>
+          <w:rtl w:val="0"/>
+        </w:rPr>
+      </w:r>
+    </w:p>
+    <w:p>
+      <w:pPr>
         <w:pStyle w:val="Heading3"/>
         <w:spacing w:after="120" w:before="0" w:lineRule="auto"/>
         <w:jc w:val="center"/>
@@ -4549,6 +4936,22 @@
     </w:p>
     <w:p>
       <w:pPr>
+        <w:spacing w:after="120" w:lineRule="auto"/>
+        <w:jc w:val="both"/>
+        <w:rPr>
+          <w:rFonts w:ascii="Times New Roman" w:cs="Times New Roman" w:eastAsia="Times New Roman" w:hAnsi="Times New Roman"/>
+          <w:sz w:val="24"/>
+          <w:szCs w:val="24"/>
+        </w:rPr>
+      </w:pPr>
+      <w:r>
+        <w:rPr>
+          <w:rtl w:val="0"/>
+        </w:rPr>
+      </w:r>
+    </w:p>
+    <w:p>
+      <w:pPr>
         <w:pStyle w:val="Heading3"/>
         <w:spacing w:after="120" w:before="0" w:lineRule="auto"/>
         <w:jc w:val="center"/>
@@ -4772,6 +5175,22 @@
     </w:p>
     <w:p>
       <w:pPr>
+        <w:spacing w:after="120" w:lineRule="auto"/>
+        <w:jc w:val="both"/>
+        <w:rPr>
+          <w:rFonts w:ascii="Times New Roman" w:cs="Times New Roman" w:eastAsia="Times New Roman" w:hAnsi="Times New Roman"/>
+          <w:sz w:val="24"/>
+          <w:szCs w:val="24"/>
+        </w:rPr>
+      </w:pPr>
+      <w:r>
+        <w:rPr>
+          <w:rtl w:val="0"/>
+        </w:rPr>
+      </w:r>
+    </w:p>
+    <w:p>
+      <w:pPr>
         <w:pStyle w:val="Heading3"/>
         <w:spacing w:after="120" w:before="0" w:lineRule="auto"/>
         <w:jc w:val="center"/>
@@ -5658,6 +6077,24 @@
     </w:p>
     <w:p>
       <w:pPr>
+        <w:spacing w:after="120" w:lineRule="auto"/>
+        <w:jc w:val="both"/>
+        <w:rPr>
+          <w:rFonts w:ascii="Times New Roman" w:cs="Times New Roman" w:eastAsia="Times New Roman" w:hAnsi="Times New Roman"/>
+          <w:i w:val="1"/>
+          <w:color w:val="ff0000"/>
+          <w:sz w:val="24"/>
+          <w:szCs w:val="24"/>
+        </w:rPr>
+      </w:pPr>
+      <w:r>
+        <w:rPr>
+          <w:rtl w:val="0"/>
+        </w:rPr>
+      </w:r>
+    </w:p>
+    <w:p>
+      <w:pPr>
         <w:pStyle w:val="Heading2"/>
         <w:spacing w:after="120" w:before="0" w:lineRule="auto"/>
         <w:jc w:val="center"/>
@@ -5842,6 +6279,52 @@
     </w:p>
     <w:p>
       <w:pPr>
+        <w:spacing w:after="120" w:lineRule="auto"/>
+        <w:jc w:val="both"/>
+        <w:rPr>
+          <w:rFonts w:ascii="Times New Roman" w:cs="Times New Roman" w:eastAsia="Times New Roman" w:hAnsi="Times New Roman"/>
+          <w:sz w:val="24"/>
+          <w:szCs w:val="24"/>
+        </w:rPr>
+      </w:pPr>
+      <w:r>
+        <w:rPr>
+          <w:rFonts w:ascii="Times New Roman" w:cs="Times New Roman" w:eastAsia="Times New Roman" w:hAnsi="Times New Roman"/>
+          <w:b w:val="1"/>
+          <w:sz w:val="24"/>
+          <w:szCs w:val="24"/>
+          <w:rtl w:val="0"/>
+        </w:rPr>
+        <w:t xml:space="preserve">Слава і нині</w:t>
+      </w:r>
+      <w:r>
+        <w:rPr>
+          <w:rFonts w:ascii="Times New Roman" w:cs="Times New Roman" w:eastAsia="Times New Roman" w:hAnsi="Times New Roman"/>
+          <w:sz w:val="24"/>
+          <w:szCs w:val="24"/>
+          <w:rtl w:val="0"/>
+        </w:rPr>
+        <w:t xml:space="preserve">: Радуйся, Маріє Богородице, храме непорушний,* ще й святий, як кличе пророк:* Святий храм твій, чудний у правді!</w:t>
+      </w:r>
+    </w:p>
+    <w:p>
+      <w:pPr>
+        <w:spacing w:after="120" w:lineRule="auto"/>
+        <w:jc w:val="both"/>
+        <w:rPr>
+          <w:rFonts w:ascii="Times New Roman" w:cs="Times New Roman" w:eastAsia="Times New Roman" w:hAnsi="Times New Roman"/>
+          <w:sz w:val="24"/>
+          <w:szCs w:val="24"/>
+        </w:rPr>
+      </w:pPr>
+      <w:r>
+        <w:rPr>
+          <w:rtl w:val="0"/>
+        </w:rPr>
+      </w:r>
+    </w:p>
+    <w:p>
+      <w:pPr>
         <w:pStyle w:val="Heading3"/>
         <w:spacing w:after="120" w:before="0" w:lineRule="auto"/>
         <w:jc w:val="center"/>
@@ -5996,6 +6479,26 @@
           <w:szCs w:val="24"/>
           <w:rtl w:val="0"/>
         </w:rPr>
+        <w:t xml:space="preserve">Слава Отцю, і Сину, і Святому Духові,* і нині і повсякчас, і на віки віків. Амінь.</w:t>
+      </w:r>
+    </w:p>
+    <w:p>
+      <w:pPr>
+        <w:spacing w:after="120" w:lineRule="auto"/>
+        <w:jc w:val="both"/>
+        <w:rPr>
+          <w:rFonts w:ascii="Times New Roman" w:cs="Times New Roman" w:eastAsia="Times New Roman" w:hAnsi="Times New Roman"/>
+          <w:sz w:val="24"/>
+          <w:szCs w:val="24"/>
+        </w:rPr>
+      </w:pPr>
+      <w:r>
+        <w:rPr>
+          <w:rFonts w:ascii="Times New Roman" w:cs="Times New Roman" w:eastAsia="Times New Roman" w:hAnsi="Times New Roman"/>
+          <w:sz w:val="24"/>
+          <w:szCs w:val="24"/>
+          <w:rtl w:val="0"/>
+        </w:rPr>
         <w:t xml:space="preserve">Пресвята Тройце, помилуй нас;* Господи, очисти гріхи наші;* Владико, прости беззаконня наші;* Святий, завітай і зціли немочі наші імени твого ради.</w:t>
       </w:r>
     </w:p>
@@ -6033,6 +6536,46 @@
         <w:rPr>
           <w:rtl w:val="0"/>
         </w:rPr>
+      </w:r>
+    </w:p>
+    <w:p>
+      <w:pPr>
+        <w:spacing w:after="120" w:lineRule="auto"/>
+        <w:jc w:val="both"/>
+        <w:rPr>
+          <w:rFonts w:ascii="Times New Roman" w:cs="Times New Roman" w:eastAsia="Times New Roman" w:hAnsi="Times New Roman"/>
+          <w:sz w:val="24"/>
+          <w:szCs w:val="24"/>
+        </w:rPr>
+      </w:pPr>
+      <w:r>
+        <w:rPr>
+          <w:rFonts w:ascii="Times New Roman" w:cs="Times New Roman" w:eastAsia="Times New Roman" w:hAnsi="Times New Roman"/>
+          <w:sz w:val="24"/>
+          <w:szCs w:val="24"/>
+          <w:rtl w:val="0"/>
+        </w:rPr>
+        <w:t xml:space="preserve">Слава Отцю, і Сину, і Святому Духові.</w:t>
+      </w:r>
+    </w:p>
+    <w:p>
+      <w:pPr>
+        <w:spacing w:after="120" w:lineRule="auto"/>
+        <w:jc w:val="both"/>
+        <w:rPr>
+          <w:rFonts w:ascii="Times New Roman" w:cs="Times New Roman" w:eastAsia="Times New Roman" w:hAnsi="Times New Roman"/>
+          <w:sz w:val="24"/>
+          <w:szCs w:val="24"/>
+        </w:rPr>
+      </w:pPr>
+      <w:r>
+        <w:rPr>
+          <w:rFonts w:ascii="Times New Roman" w:cs="Times New Roman" w:eastAsia="Times New Roman" w:hAnsi="Times New Roman"/>
+          <w:sz w:val="24"/>
+          <w:szCs w:val="24"/>
+          <w:rtl w:val="0"/>
+        </w:rPr>
+        <w:t xml:space="preserve">І нині і повсякчас, і на віки віків. Амінь.</w:t>
       </w:r>
     </w:p>
     <w:p>
@@ -6121,6 +6664,22 @@
           <w:rtl w:val="0"/>
         </w:rPr>
         <w:t xml:space="preserve">Амінь.</w:t>
+      </w:r>
+    </w:p>
+    <w:p>
+      <w:pPr>
+        <w:spacing w:after="120" w:lineRule="auto"/>
+        <w:jc w:val="both"/>
+        <w:rPr>
+          <w:rFonts w:ascii="Times New Roman" w:cs="Times New Roman" w:eastAsia="Times New Roman" w:hAnsi="Times New Roman"/>
+          <w:sz w:val="24"/>
+          <w:szCs w:val="24"/>
+        </w:rPr>
+      </w:pPr>
+      <w:r>
+        <w:rPr>
+          <w:rtl w:val="0"/>
+        </w:rPr>
       </w:r>
     </w:p>
     <w:p>
@@ -6771,6 +7330,22 @@
     </w:p>
     <w:p>
       <w:pPr>
+        <w:spacing w:after="120" w:lineRule="auto"/>
+        <w:jc w:val="both"/>
+        <w:rPr>
+          <w:rFonts w:ascii="Times New Roman" w:cs="Times New Roman" w:eastAsia="Times New Roman" w:hAnsi="Times New Roman"/>
+          <w:sz w:val="24"/>
+          <w:szCs w:val="24"/>
+        </w:rPr>
+      </w:pPr>
+      <w:r>
+        <w:rPr>
+          <w:rtl w:val="0"/>
+        </w:rPr>
+      </w:r>
+    </w:p>
+    <w:p>
+      <w:pPr>
         <w:pStyle w:val="Heading2"/>
         <w:spacing w:after="120" w:before="0" w:lineRule="auto"/>
         <w:jc w:val="center"/>
@@ -7022,6 +7597,22 @@
     </w:p>
     <w:p>
       <w:pPr>
+        <w:spacing w:after="120" w:lineRule="auto"/>
+        <w:jc w:val="both"/>
+        <w:rPr>
+          <w:rFonts w:ascii="Times New Roman" w:cs="Times New Roman" w:eastAsia="Times New Roman" w:hAnsi="Times New Roman"/>
+          <w:sz w:val="24"/>
+          <w:szCs w:val="24"/>
+        </w:rPr>
+      </w:pPr>
+      <w:r>
+        <w:rPr>
+          <w:rtl w:val="0"/>
+        </w:rPr>
+      </w:r>
+    </w:p>
+    <w:p>
+      <w:pPr>
         <w:pStyle w:val="Heading3"/>
         <w:spacing w:after="120" w:before="0" w:lineRule="auto"/>
         <w:jc w:val="center"/>
@@ -7076,6 +7667,57 @@
     </w:p>
     <w:p>
       <w:pPr>
+        <w:spacing w:after="120" w:lineRule="auto"/>
+        <w:jc w:val="both"/>
+        <w:rPr>
+          <w:rFonts w:ascii="Times New Roman" w:cs="Times New Roman" w:eastAsia="Times New Roman" w:hAnsi="Times New Roman"/>
+          <w:sz w:val="24"/>
+          <w:szCs w:val="24"/>
+        </w:rPr>
+      </w:pPr>
+      <w:r>
+        <w:rPr>
+          <w:rtl w:val="0"/>
+        </w:rPr>
+      </w:r>
+    </w:p>
+    <w:p>
+      <w:pPr>
+        <w:spacing w:after="120" w:lineRule="auto"/>
+        <w:jc w:val="both"/>
+        <w:rPr>
+          <w:rFonts w:ascii="Times New Roman" w:cs="Times New Roman" w:eastAsia="Times New Roman" w:hAnsi="Times New Roman"/>
+          <w:sz w:val="24"/>
+          <w:szCs w:val="24"/>
+        </w:rPr>
+      </w:pPr>
+      <w:r>
+        <w:rPr>
+          <w:rtl w:val="0"/>
+        </w:rPr>
+      </w:r>
+    </w:p>
+    <w:p>
+      <w:pPr>
+        <w:spacing w:after="120" w:lineRule="auto"/>
+        <w:jc w:val="both"/>
+        <w:rPr>
+          <w:rFonts w:ascii="Times New Roman" w:cs="Times New Roman" w:eastAsia="Times New Roman" w:hAnsi="Times New Roman"/>
+          <w:sz w:val="24"/>
+          <w:szCs w:val="24"/>
+        </w:rPr>
+      </w:pPr>
+      <w:r>
+        <w:br w:type="page"/>
+      </w:r>
+      <w:r>
+        <w:rPr>
+          <w:rtl w:val="0"/>
+        </w:rPr>
+      </w:r>
+    </w:p>
+    <w:p>
+      <w:pPr>
         <w:pStyle w:val="Heading1"/>
         <w:spacing w:after="120" w:lineRule="auto"/>
         <w:jc w:val="center"/>
@@ -7167,6 +7809,42 @@
         <w:jc w:val="both"/>
         <w:rPr>
           <w:rFonts w:ascii="Times New Roman" w:cs="Times New Roman" w:eastAsia="Times New Roman" w:hAnsi="Times New Roman"/>
+          <w:sz w:val="24"/>
+          <w:szCs w:val="24"/>
+        </w:rPr>
+      </w:pPr>
+      <w:r>
+        <w:rPr>
+          <w:rFonts w:ascii="Times New Roman" w:cs="Times New Roman" w:eastAsia="Times New Roman" w:hAnsi="Times New Roman"/>
+          <w:sz w:val="24"/>
+          <w:szCs w:val="24"/>
+          <w:rtl w:val="0"/>
+        </w:rPr>
+        <w:t xml:space="preserve">Слава во вишніх Богу, і на землі мир,* в людях благовоління </w:t>
+      </w:r>
+      <w:r>
+        <w:rPr>
+          <w:rFonts w:ascii="Times New Roman" w:cs="Times New Roman" w:eastAsia="Times New Roman" w:hAnsi="Times New Roman"/>
+          <w:i w:val="1"/>
+          <w:color w:val="ff0000"/>
+          <w:sz w:val="24"/>
+          <w:szCs w:val="24"/>
+          <w:rtl w:val="0"/>
+        </w:rPr>
+        <w:t xml:space="preserve">(3 р.)</w:t>
+      </w:r>
+      <w:r>
+        <w:rPr>
+          <w:rtl w:val="0"/>
+        </w:rPr>
+      </w:r>
+    </w:p>
+    <w:p>
+      <w:pPr>
+        <w:spacing w:after="120" w:lineRule="auto"/>
+        <w:jc w:val="both"/>
+        <w:rPr>
+          <w:rFonts w:ascii="Times New Roman" w:cs="Times New Roman" w:eastAsia="Times New Roman" w:hAnsi="Times New Roman"/>
           <w:i w:val="1"/>
           <w:color w:val="ff0000"/>
           <w:sz w:val="24"/>
@@ -7192,6 +7870,22 @@
           <w:rtl w:val="0"/>
         </w:rPr>
         <w:t xml:space="preserve">(2 р.)</w:t>
+      </w:r>
+    </w:p>
+    <w:p>
+      <w:pPr>
+        <w:spacing w:after="120" w:lineRule="auto"/>
+        <w:jc w:val="both"/>
+        <w:rPr>
+          <w:rFonts w:ascii="Times New Roman" w:cs="Times New Roman" w:eastAsia="Times New Roman" w:hAnsi="Times New Roman"/>
+          <w:sz w:val="24"/>
+          <w:szCs w:val="24"/>
+        </w:rPr>
+      </w:pPr>
+      <w:r>
+        <w:rPr>
+          <w:rtl w:val="0"/>
+        </w:rPr>
       </w:r>
     </w:p>
     <w:p>
@@ -8196,6 +8890,42 @@
     </w:p>
     <w:p>
       <w:pPr>
+        <w:spacing w:after="120" w:lineRule="auto"/>
+        <w:jc w:val="both"/>
+        <w:rPr>
+          <w:rFonts w:ascii="Times New Roman" w:cs="Times New Roman" w:eastAsia="Times New Roman" w:hAnsi="Times New Roman"/>
+          <w:sz w:val="24"/>
+          <w:szCs w:val="24"/>
+        </w:rPr>
+      </w:pPr>
+      <w:r>
+        <w:rPr>
+          <w:rtl w:val="0"/>
+        </w:rPr>
+      </w:r>
+    </w:p>
+    <w:p>
+      <w:pPr>
+        <w:spacing w:after="120" w:lineRule="auto"/>
+        <w:jc w:val="both"/>
+        <w:rPr>
+          <w:rFonts w:ascii="Times New Roman" w:cs="Times New Roman" w:eastAsia="Times New Roman" w:hAnsi="Times New Roman"/>
+          <w:sz w:val="24"/>
+          <w:szCs w:val="24"/>
+        </w:rPr>
+      </w:pPr>
+      <w:r>
+        <w:rPr>
+          <w:rFonts w:ascii="Times New Roman" w:cs="Times New Roman" w:eastAsia="Times New Roman" w:hAnsi="Times New Roman"/>
+          <w:sz w:val="24"/>
+          <w:szCs w:val="24"/>
+          <w:rtl w:val="0"/>
+        </w:rPr>
+        <w:t xml:space="preserve">Слава Отцю, і Сину, і Святому Духові, і нині і повсякчас, і на віки віків. Амінь.</w:t>
+      </w:r>
+    </w:p>
+    <w:p>
+      <w:pPr>
         <w:tabs>
           <w:tab w:val="left" w:leader="none" w:pos="6750"/>
         </w:tabs>
@@ -8263,6 +8993,42 @@
         </w:rPr>
         <w:t xml:space="preserve">(3 р.)</w:t>
       </w:r>
+      <w:r>
+        <w:rPr>
+          <w:rtl w:val="0"/>
+        </w:rPr>
+      </w:r>
+    </w:p>
+    <w:p>
+      <w:pPr>
+        <w:spacing w:after="120" w:lineRule="auto"/>
+        <w:jc w:val="both"/>
+        <w:rPr>
+          <w:rFonts w:ascii="Times New Roman" w:cs="Times New Roman" w:eastAsia="Times New Roman" w:hAnsi="Times New Roman"/>
+          <w:sz w:val="24"/>
+          <w:szCs w:val="24"/>
+        </w:rPr>
+      </w:pPr>
+      <w:r>
+        <w:rPr>
+          <w:rFonts w:ascii="Times New Roman" w:cs="Times New Roman" w:eastAsia="Times New Roman" w:hAnsi="Times New Roman"/>
+          <w:sz w:val="24"/>
+          <w:szCs w:val="24"/>
+          <w:rtl w:val="0"/>
+        </w:rPr>
+        <w:t xml:space="preserve">Слава Отцю, і Сину, і Святому Духові, і нині і повсякчас, і на віки віків. Амінь.</w:t>
+      </w:r>
+    </w:p>
+    <w:p>
+      <w:pPr>
+        <w:spacing w:after="120" w:lineRule="auto"/>
+        <w:jc w:val="both"/>
+        <w:rPr>
+          <w:rFonts w:ascii="Times New Roman" w:cs="Times New Roman" w:eastAsia="Times New Roman" w:hAnsi="Times New Roman"/>
+          <w:sz w:val="24"/>
+          <w:szCs w:val="24"/>
+        </w:rPr>
+      </w:pPr>
       <w:r>
         <w:rPr>
           <w:rtl w:val="0"/>
@@ -8523,6 +9289,33 @@
           <w:szCs w:val="24"/>
         </w:rPr>
       </w:pPr>
+      <w:sdt>
+        <w:sdtPr>
+          <w:tag w:val="goog_rdk_6"/>
+        </w:sdtPr>
+        <w:sdtContent>
+          <w:r>
+            <w:rPr>
+              <w:rFonts w:ascii="Gungsuh" w:cs="Gungsuh" w:eastAsia="Gungsuh" w:hAnsi="Gungsuh"/>
+              <w:sz w:val="24"/>
+              <w:szCs w:val="24"/>
+              <w:rtl w:val="0"/>
+            </w:rPr>
+            <w:t xml:space="preserve">Хіба звіщатимуть у могилі твою милість,* у пропасті глибокій − твою вірність?</w:t>
+          </w:r>
+        </w:sdtContent>
+      </w:sdt>
+    </w:p>
+    <w:p>
+      <w:pPr>
+        <w:spacing w:after="120" w:lineRule="auto"/>
+        <w:jc w:val="both"/>
+        <w:rPr>
+          <w:rFonts w:ascii="Times New Roman" w:cs="Times New Roman" w:eastAsia="Times New Roman" w:hAnsi="Times New Roman"/>
+          <w:sz w:val="24"/>
+          <w:szCs w:val="24"/>
+        </w:rPr>
+      </w:pPr>
       <w:r>
         <w:rPr>
           <w:rFonts w:ascii="Times New Roman" w:cs="Times New Roman" w:eastAsia="Times New Roman" w:hAnsi="Times New Roman"/>
@@ -8583,6 +9376,33 @@
           <w:szCs w:val="24"/>
         </w:rPr>
       </w:pPr>
+      <w:sdt>
+        <w:sdtPr>
+          <w:tag w:val="goog_rdk_7"/>
+        </w:sdtPr>
+        <w:sdtContent>
+          <w:r>
+            <w:rPr>
+              <w:rFonts w:ascii="Gungsuh" w:cs="Gungsuh" w:eastAsia="Gungsuh" w:hAnsi="Gungsuh"/>
+              <w:sz w:val="24"/>
+              <w:szCs w:val="24"/>
+              <w:rtl w:val="0"/>
+            </w:rPr>
+            <w:t xml:space="preserve">Я безталанний і конаю змалку,* я перебув страх твій − і умліваю.</w:t>
+          </w:r>
+        </w:sdtContent>
+      </w:sdt>
+    </w:p>
+    <w:p>
+      <w:pPr>
+        <w:spacing w:after="120" w:lineRule="auto"/>
+        <w:jc w:val="both"/>
+        <w:rPr>
+          <w:rFonts w:ascii="Times New Roman" w:cs="Times New Roman" w:eastAsia="Times New Roman" w:hAnsi="Times New Roman"/>
+          <w:sz w:val="24"/>
+          <w:szCs w:val="24"/>
+        </w:rPr>
+      </w:pPr>
       <w:r>
         <w:rPr>
           <w:rFonts w:ascii="Times New Roman" w:cs="Times New Roman" w:eastAsia="Times New Roman" w:hAnsi="Times New Roman"/>
@@ -8684,6 +9504,33 @@
           <w:szCs w:val="24"/>
         </w:rPr>
       </w:pPr>
+      <w:sdt>
+        <w:sdtPr>
+          <w:tag w:val="goog_rdk_8"/>
+        </w:sdtPr>
+        <w:sdtContent>
+          <w:r>
+            <w:rPr>
+              <w:rFonts w:ascii="Gungsuh" w:cs="Gungsuh" w:eastAsia="Gungsuh" w:hAnsi="Gungsuh"/>
+              <w:sz w:val="24"/>
+              <w:szCs w:val="24"/>
+              <w:rtl w:val="0"/>
+            </w:rPr>
+            <w:t xml:space="preserve">Благослови, душе моя, Господа,* і все нутро моє − його святе ім'я.</w:t>
+          </w:r>
+        </w:sdtContent>
+      </w:sdt>
+    </w:p>
+    <w:p>
+      <w:pPr>
+        <w:spacing w:after="120" w:lineRule="auto"/>
+        <w:jc w:val="both"/>
+        <w:rPr>
+          <w:rFonts w:ascii="Times New Roman" w:cs="Times New Roman" w:eastAsia="Times New Roman" w:hAnsi="Times New Roman"/>
+          <w:sz w:val="24"/>
+          <w:szCs w:val="24"/>
+        </w:rPr>
+      </w:pPr>
       <w:r>
         <w:rPr>
           <w:rFonts w:ascii="Times New Roman" w:cs="Times New Roman" w:eastAsia="Times New Roman" w:hAnsi="Times New Roman"/>
@@ -9381,6 +10228,26 @@
         <w:jc w:val="both"/>
         <w:rPr>
           <w:rFonts w:ascii="Times New Roman" w:cs="Times New Roman" w:eastAsia="Times New Roman" w:hAnsi="Times New Roman"/>
+          <w:sz w:val="24"/>
+          <w:szCs w:val="24"/>
+        </w:rPr>
+      </w:pPr>
+      <w:r>
+        <w:rPr>
+          <w:rFonts w:ascii="Times New Roman" w:cs="Times New Roman" w:eastAsia="Times New Roman" w:hAnsi="Times New Roman"/>
+          <w:sz w:val="24"/>
+          <w:szCs w:val="24"/>
+          <w:rtl w:val="0"/>
+        </w:rPr>
+        <w:t xml:space="preserve">Слава Отцю, і Сину, і Святому Духові: І нині і повсякчас, і на віки віків. Амінь. </w:t>
+      </w:r>
+    </w:p>
+    <w:p>
+      <w:pPr>
+        <w:spacing w:after="120" w:lineRule="auto"/>
+        <w:jc w:val="both"/>
+        <w:rPr>
+          <w:rFonts w:ascii="Times New Roman" w:cs="Times New Roman" w:eastAsia="Times New Roman" w:hAnsi="Times New Roman"/>
           <w:color w:val="ff0000"/>
           <w:sz w:val="24"/>
           <w:szCs w:val="24"/>
@@ -9406,6 +10273,24 @@
         </w:rPr>
         <w:t xml:space="preserve">(3 р.)</w:t>
       </w:r>
+      <w:r>
+        <w:rPr>
+          <w:rtl w:val="0"/>
+        </w:rPr>
+      </w:r>
+    </w:p>
+    <w:p>
+      <w:pPr>
+        <w:spacing w:after="120" w:lineRule="auto"/>
+        <w:jc w:val="both"/>
+        <w:rPr>
+          <w:rFonts w:ascii="Times New Roman" w:cs="Times New Roman" w:eastAsia="Times New Roman" w:hAnsi="Times New Roman"/>
+          <w:b w:val="1"/>
+          <w:color w:val="ff0000"/>
+          <w:sz w:val="24"/>
+          <w:szCs w:val="24"/>
+        </w:rPr>
+      </w:pPr>
       <w:r>
         <w:rPr>
           <w:rtl w:val="0"/>
@@ -9823,6 +10708,23 @@
     </w:p>
     <w:p>
       <w:pPr>
+        <w:spacing w:after="120" w:lineRule="auto"/>
+        <w:jc w:val="both"/>
+        <w:rPr>
+          <w:rFonts w:ascii="Times New Roman" w:cs="Times New Roman" w:eastAsia="Times New Roman" w:hAnsi="Times New Roman"/>
+          <w:color w:val="ff0000"/>
+          <w:sz w:val="24"/>
+          <w:szCs w:val="24"/>
+        </w:rPr>
+      </w:pPr>
+      <w:r>
+        <w:rPr>
+          <w:rtl w:val="0"/>
+        </w:rPr>
+      </w:r>
+    </w:p>
+    <w:p>
+      <w:pPr>
         <w:pStyle w:val="Heading2"/>
         <w:spacing w:after="120" w:before="0" w:lineRule="auto"/>
         <w:jc w:val="center"/>
@@ -10677,6 +11579,23 @@
     </w:p>
     <w:p>
       <w:pPr>
+        <w:spacing w:after="120" w:lineRule="auto"/>
+        <w:jc w:val="both"/>
+        <w:rPr>
+          <w:rFonts w:ascii="Times New Roman" w:cs="Times New Roman" w:eastAsia="Times New Roman" w:hAnsi="Times New Roman"/>
+          <w:color w:val="ff0000"/>
+          <w:sz w:val="24"/>
+          <w:szCs w:val="24"/>
+        </w:rPr>
+      </w:pPr>
+      <w:r>
+        <w:rPr>
+          <w:rtl w:val="0"/>
+        </w:rPr>
+      </w:r>
+    </w:p>
+    <w:p>
+      <w:pPr>
         <w:pStyle w:val="Heading3"/>
         <w:spacing w:after="120" w:before="0" w:lineRule="auto"/>
         <w:jc w:val="center"/>
@@ -10930,6 +11849,22 @@
     </w:p>
     <w:p>
       <w:pPr>
+        <w:spacing w:after="120" w:lineRule="auto"/>
+        <w:jc w:val="both"/>
+        <w:rPr>
+          <w:rFonts w:ascii="Times New Roman" w:cs="Times New Roman" w:eastAsia="Times New Roman" w:hAnsi="Times New Roman"/>
+          <w:sz w:val="24"/>
+          <w:szCs w:val="24"/>
+        </w:rPr>
+      </w:pPr>
+      <w:r>
+        <w:rPr>
+          <w:rtl w:val="0"/>
+        </w:rPr>
+      </w:r>
+    </w:p>
+    <w:p>
+      <w:pPr>
         <w:pStyle w:val="Heading3"/>
         <w:spacing w:after="120" w:before="0" w:lineRule="auto"/>
         <w:jc w:val="center"/>
@@ -11378,6 +12313,22 @@
     </w:p>
     <w:p>
       <w:pPr>
+        <w:spacing w:after="120" w:lineRule="auto"/>
+        <w:jc w:val="both"/>
+        <w:rPr>
+          <w:rFonts w:ascii="Times New Roman" w:cs="Times New Roman" w:eastAsia="Times New Roman" w:hAnsi="Times New Roman"/>
+          <w:sz w:val="24"/>
+          <w:szCs w:val="24"/>
+        </w:rPr>
+      </w:pPr>
+      <w:r>
+        <w:rPr>
+          <w:rtl w:val="0"/>
+        </w:rPr>
+      </w:r>
+    </w:p>
+    <w:p>
+      <w:pPr>
         <w:pStyle w:val="Heading3"/>
         <w:spacing w:after="120" w:before="0" w:lineRule="auto"/>
         <w:jc w:val="center"/>
@@ -11436,6 +12387,54 @@
         <w:jc w:val="both"/>
         <w:rPr>
           <w:rFonts w:ascii="Times New Roman" w:cs="Times New Roman" w:eastAsia="Times New Roman" w:hAnsi="Times New Roman"/>
+          <w:sz w:val="24"/>
+          <w:szCs w:val="24"/>
+        </w:rPr>
+      </w:pPr>
+      <w:r>
+        <w:rPr>
+          <w:rFonts w:ascii="Times New Roman" w:cs="Times New Roman" w:eastAsia="Times New Roman" w:hAnsi="Times New Roman"/>
+          <w:b w:val="1"/>
+          <w:sz w:val="24"/>
+          <w:szCs w:val="24"/>
+          <w:rtl w:val="0"/>
+        </w:rPr>
+        <w:t xml:space="preserve">Слава і нині</w:t>
+      </w:r>
+      <w:r>
+        <w:rPr>
+          <w:rFonts w:ascii="Times New Roman" w:cs="Times New Roman" w:eastAsia="Times New Roman" w:hAnsi="Times New Roman"/>
+          <w:sz w:val="24"/>
+          <w:szCs w:val="24"/>
+          <w:rtl w:val="0"/>
+        </w:rPr>
+        <w:t xml:space="preserve">: Будучи джерелом милосердя,* сподоби нас твоєї милости, Богородице;* зглянься на людей грішних* і покажи, як завжди, твою силу, бо уповаючи на тебе, співаємо тобі: Радуйся!* – як колись Гавриїл, безтілесних архистратиг.</w:t>
+      </w:r>
+    </w:p>
+    <w:p>
+      <w:pPr>
+        <w:spacing w:after="120" w:lineRule="auto"/>
+        <w:jc w:val="both"/>
+        <w:rPr>
+          <w:rFonts w:ascii="Times New Roman" w:cs="Times New Roman" w:eastAsia="Times New Roman" w:hAnsi="Times New Roman"/>
+          <w:i w:val="1"/>
+          <w:color w:val="ff0000"/>
+          <w:sz w:val="24"/>
+          <w:szCs w:val="24"/>
+        </w:rPr>
+      </w:pPr>
+      <w:r>
+        <w:rPr>
+          <w:rtl w:val="0"/>
+        </w:rPr>
+      </w:r>
+    </w:p>
+    <w:p>
+      <w:pPr>
+        <w:spacing w:after="120" w:lineRule="auto"/>
+        <w:jc w:val="both"/>
+        <w:rPr>
+          <w:rFonts w:ascii="Times New Roman" w:cs="Times New Roman" w:eastAsia="Times New Roman" w:hAnsi="Times New Roman"/>
           <w:i w:val="1"/>
           <w:color w:val="ff0000"/>
           <w:sz w:val="24"/>
@@ -11774,6 +12773,22 @@
     </w:p>
     <w:p>
       <w:pPr>
+        <w:spacing w:after="120" w:lineRule="auto"/>
+        <w:jc w:val="both"/>
+        <w:rPr>
+          <w:rFonts w:ascii="Times New Roman" w:cs="Times New Roman" w:eastAsia="Times New Roman" w:hAnsi="Times New Roman"/>
+          <w:sz w:val="24"/>
+          <w:szCs w:val="24"/>
+        </w:rPr>
+      </w:pPr>
+      <w:r>
+        <w:rPr>
+          <w:rtl w:val="0"/>
+        </w:rPr>
+      </w:r>
+    </w:p>
+    <w:p>
+      <w:pPr>
         <w:pStyle w:val="Heading3"/>
         <w:spacing w:after="120" w:before="0" w:lineRule="auto"/>
         <w:jc w:val="center"/>
@@ -11828,6 +12843,52 @@
     </w:p>
     <w:p>
       <w:pPr>
+        <w:spacing w:after="120" w:lineRule="auto"/>
+        <w:jc w:val="both"/>
+        <w:rPr>
+          <w:rFonts w:ascii="Times New Roman" w:cs="Times New Roman" w:eastAsia="Times New Roman" w:hAnsi="Times New Roman"/>
+          <w:sz w:val="24"/>
+          <w:szCs w:val="24"/>
+        </w:rPr>
+      </w:pPr>
+      <w:r>
+        <w:rPr>
+          <w:rFonts w:ascii="Times New Roman" w:cs="Times New Roman" w:eastAsia="Times New Roman" w:hAnsi="Times New Roman"/>
+          <w:b w:val="1"/>
+          <w:sz w:val="24"/>
+          <w:szCs w:val="24"/>
+          <w:rtl w:val="0"/>
+        </w:rPr>
+        <w:t xml:space="preserve">Слава і нині</w:t>
+      </w:r>
+      <w:r>
+        <w:rPr>
+          <w:rFonts w:ascii="Times New Roman" w:cs="Times New Roman" w:eastAsia="Times New Roman" w:hAnsi="Times New Roman"/>
+          <w:sz w:val="24"/>
+          <w:szCs w:val="24"/>
+          <w:rtl w:val="0"/>
+        </w:rPr>
+        <w:t xml:space="preserve">: Тебе величаємо, Богородице, кличучи:* Радуйся, зачинена брамо,* якою відчинено давній рай.</w:t>
+      </w:r>
+    </w:p>
+    <w:p>
+      <w:pPr>
+        <w:spacing w:after="120" w:lineRule="auto"/>
+        <w:jc w:val="both"/>
+        <w:rPr>
+          <w:rFonts w:ascii="Times New Roman" w:cs="Times New Roman" w:eastAsia="Times New Roman" w:hAnsi="Times New Roman"/>
+          <w:sz w:val="24"/>
+          <w:szCs w:val="24"/>
+        </w:rPr>
+      </w:pPr>
+      <w:r>
+        <w:rPr>
+          <w:rtl w:val="0"/>
+        </w:rPr>
+      </w:r>
+    </w:p>
+    <w:p>
+      <w:pPr>
         <w:pStyle w:val="Heading3"/>
         <w:spacing w:after="120" w:before="0" w:lineRule="auto"/>
         <w:jc w:val="center"/>
@@ -12262,13 +13323,46 @@
       </w:pPr>
       <w:r>
         <w:rPr>
+          <w:rtl w:val="0"/>
+        </w:rPr>
+      </w:r>
+    </w:p>
+    <w:p>
+      <w:pPr>
+        <w:spacing w:after="120" w:lineRule="auto"/>
+        <w:jc w:val="both"/>
+        <w:rPr>
           <w:rFonts w:ascii="Times New Roman" w:cs="Times New Roman" w:eastAsia="Times New Roman" w:hAnsi="Times New Roman"/>
           <w:sz w:val="24"/>
           <w:szCs w:val="24"/>
           <w:u w:val="single"/>
+        </w:rPr>
+      </w:pPr>
+      <w:r>
+        <w:rPr>
+          <w:rFonts w:ascii="Times New Roman" w:cs="Times New Roman" w:eastAsia="Times New Roman" w:hAnsi="Times New Roman"/>
+          <w:sz w:val="24"/>
+          <w:szCs w:val="24"/>
+          <w:u w:val="single"/>
           <w:rtl w:val="0"/>
         </w:rPr>
         <w:t xml:space="preserve">[Господи, Боже наш! Ти за покаяння дарував людям відпущення, нам же, як образ пізнання і визнання гріхів, показав покаяння і прощення пророка Давида. Тож, Владико, помилуй з великої милости твоєї нас, що в чимало великих гріхів впали, і по багатстві ласк твоїх очисти беззаконня наші, бо перед тобою згрішили ми, Господи, що невідомі й таємні речі серця людського знаєш, і єдиний ти маєш владу прощати гріхи. Серце ж чисте вчини в нас і Духом владичним утверди нас, і радість спасіння твого яви нам. Не відкинь нас від лиця твого, але дозволь, як Добрий і Чоловіколюбець, аж до останнього нашого віддиху появляти тобі жертву справедливости й приноси на святих твоїх жертовниках, милістю і ласками і чоловіколюб'ям єдинородного Сина твого, з яким ти є благословенний з пресвятим, добрим і животворящим твоїм Духом, нині й повсякчас, і на віки віків. Амінь.]</w:t>
+      </w:r>
+    </w:p>
+    <w:p>
+      <w:pPr>
+        <w:spacing w:after="120" w:lineRule="auto"/>
+        <w:jc w:val="both"/>
+        <w:rPr>
+          <w:rFonts w:ascii="Times New Roman" w:cs="Times New Roman" w:eastAsia="Times New Roman" w:hAnsi="Times New Roman"/>
+          <w:sz w:val="24"/>
+          <w:szCs w:val="24"/>
+        </w:rPr>
+      </w:pPr>
+      <w:r>
+        <w:rPr>
+          <w:rtl w:val="0"/>
+        </w:rPr>
       </w:r>
     </w:p>
     <w:p>
@@ -14239,6 +15333,22 @@
     </w:p>
     <w:p>
       <w:pPr>
+        <w:spacing w:after="120" w:lineRule="auto"/>
+        <w:jc w:val="both"/>
+        <w:rPr>
+          <w:rFonts w:ascii="Times New Roman" w:cs="Times New Roman" w:eastAsia="Times New Roman" w:hAnsi="Times New Roman"/>
+          <w:sz w:val="24"/>
+          <w:szCs w:val="24"/>
+        </w:rPr>
+      </w:pPr>
+      <w:r>
+        <w:rPr>
+          <w:rtl w:val="0"/>
+        </w:rPr>
+      </w:r>
+    </w:p>
+    <w:p>
+      <w:pPr>
         <w:pStyle w:val="Heading3"/>
         <w:spacing w:after="120" w:lineRule="auto"/>
         <w:jc w:val="center"/>
@@ -14430,6 +15540,54 @@
           <w:rtl w:val="0"/>
         </w:rPr>
         <w:t xml:space="preserve">У ясно-білім і світлім з'явленні* ангели божественним твоїм учням сповістили твій другий прихід, Христе.* З ними, богословивши, тебе величаємо.</w:t>
+      </w:r>
+    </w:p>
+    <w:p>
+      <w:pPr>
+        <w:spacing w:after="120" w:lineRule="auto"/>
+        <w:jc w:val="both"/>
+        <w:rPr>
+          <w:rFonts w:ascii="Times New Roman" w:cs="Times New Roman" w:eastAsia="Times New Roman" w:hAnsi="Times New Roman"/>
+          <w:sz w:val="24"/>
+          <w:szCs w:val="24"/>
+        </w:rPr>
+      </w:pPr>
+      <w:r>
+        <w:rPr>
+          <w:rFonts w:ascii="Times New Roman" w:cs="Times New Roman" w:eastAsia="Times New Roman" w:hAnsi="Times New Roman"/>
+          <w:b w:val="1"/>
+          <w:sz w:val="24"/>
+          <w:szCs w:val="24"/>
+          <w:rtl w:val="0"/>
+        </w:rPr>
+        <w:t xml:space="preserve">Слава і нині</w:t>
+      </w:r>
+      <w:r>
+        <w:rPr>
+          <w:rFonts w:ascii="Times New Roman" w:cs="Times New Roman" w:eastAsia="Times New Roman" w:hAnsi="Times New Roman"/>
+          <w:sz w:val="24"/>
+          <w:szCs w:val="24"/>
+          <w:rtl w:val="0"/>
+        </w:rPr>
+        <w:t xml:space="preserve">: Зрозумівши твоє, Пречиста, світловидне дівство, здивувався божественний архистратиг* і радість тобі приніс, тому всі тебе, як Богородицю, величаємо.</w:t>
+      </w:r>
+    </w:p>
+    <w:p>
+      <w:pPr>
+        <w:spacing w:after="120" w:lineRule="auto"/>
+        <w:jc w:val="both"/>
+        <w:rPr>
+          <w:rFonts w:ascii="Times New Roman" w:cs="Times New Roman" w:eastAsia="Times New Roman" w:hAnsi="Times New Roman"/>
+          <w:i w:val="1"/>
+          <w:color w:val="000000"/>
+          <w:sz w:val="24"/>
+          <w:szCs w:val="24"/>
+        </w:rPr>
+      </w:pPr>
+      <w:r>
+        <w:rPr>
+          <w:rtl w:val="0"/>
+        </w:rPr>
       </w:r>
     </w:p>
     <w:p>
@@ -14491,6 +15649,24 @@
     </w:p>
     <w:p>
       <w:pPr>
+        <w:spacing w:after="120" w:lineRule="auto"/>
+        <w:jc w:val="both"/>
+        <w:rPr>
+          <w:rFonts w:ascii="Times New Roman" w:cs="Times New Roman" w:eastAsia="Times New Roman" w:hAnsi="Times New Roman"/>
+          <w:i w:val="1"/>
+          <w:color w:val="ff0000"/>
+          <w:sz w:val="24"/>
+          <w:szCs w:val="24"/>
+        </w:rPr>
+      </w:pPr>
+      <w:r>
+        <w:rPr>
+          <w:rtl w:val="0"/>
+        </w:rPr>
+      </w:r>
+    </w:p>
+    <w:p>
+      <w:pPr>
         <w:pStyle w:val="Heading3"/>
         <w:spacing w:after="120" w:before="0" w:lineRule="auto"/>
         <w:jc w:val="center"/>
@@ -14811,6 +15987,22 @@
     </w:p>
     <w:p>
       <w:pPr>
+        <w:spacing w:after="120" w:lineRule="auto"/>
+        <w:jc w:val="both"/>
+        <w:rPr>
+          <w:rFonts w:ascii="Times New Roman" w:cs="Times New Roman" w:eastAsia="Times New Roman" w:hAnsi="Times New Roman"/>
+          <w:sz w:val="24"/>
+          <w:szCs w:val="24"/>
+        </w:rPr>
+      </w:pPr>
+      <w:r>
+        <w:rPr>
+          <w:rtl w:val="0"/>
+        </w:rPr>
+      </w:r>
+    </w:p>
+    <w:p>
+      <w:pPr>
         <w:pStyle w:val="Heading3"/>
         <w:spacing w:after="120" w:before="0" w:lineRule="auto"/>
         <w:jc w:val="center"/>
@@ -14857,6 +16049,52 @@
     </w:p>
     <w:p>
       <w:pPr>
+        <w:spacing w:after="120" w:lineRule="auto"/>
+        <w:jc w:val="both"/>
+        <w:rPr>
+          <w:rFonts w:ascii="Times New Roman" w:cs="Times New Roman" w:eastAsia="Times New Roman" w:hAnsi="Times New Roman"/>
+          <w:sz w:val="24"/>
+          <w:szCs w:val="24"/>
+        </w:rPr>
+      </w:pPr>
+      <w:r>
+        <w:rPr>
+          <w:rFonts w:ascii="Times New Roman" w:cs="Times New Roman" w:eastAsia="Times New Roman" w:hAnsi="Times New Roman"/>
+          <w:b w:val="1"/>
+          <w:sz w:val="24"/>
+          <w:szCs w:val="24"/>
+          <w:rtl w:val="0"/>
+        </w:rPr>
+        <w:t xml:space="preserve">Слава і нині</w:t>
+      </w:r>
+      <w:r>
+        <w:rPr>
+          <w:rFonts w:ascii="Times New Roman" w:cs="Times New Roman" w:eastAsia="Times New Roman" w:hAnsi="Times New Roman"/>
+          <w:sz w:val="24"/>
+          <w:szCs w:val="24"/>
+          <w:rtl w:val="0"/>
+        </w:rPr>
+        <w:t xml:space="preserve">: Ти мені заступниця, Пречиста,* кріпке забороло і провідниця світу,* тож до тебе припадаю і кличу:* Визволь мене, Діво, від лютих бід та звільни від вічного вогню,* бо на тебе надіюся.</w:t>
+      </w:r>
+    </w:p>
+    <w:p>
+      <w:pPr>
+        <w:spacing w:after="120" w:lineRule="auto"/>
+        <w:jc w:val="both"/>
+        <w:rPr>
+          <w:rFonts w:ascii="Times New Roman" w:cs="Times New Roman" w:eastAsia="Times New Roman" w:hAnsi="Times New Roman"/>
+          <w:sz w:val="24"/>
+          <w:szCs w:val="24"/>
+        </w:rPr>
+      </w:pPr>
+      <w:r>
+        <w:rPr>
+          <w:rtl w:val="0"/>
+        </w:rPr>
+      </w:r>
+    </w:p>
+    <w:p>
+      <w:pPr>
         <w:pStyle w:val="Heading2"/>
         <w:spacing w:after="120" w:before="0" w:lineRule="auto"/>
         <w:jc w:val="center"/>
@@ -14958,6 +16196,33 @@
           <w:szCs w:val="24"/>
         </w:rPr>
       </w:pPr>
+      <w:sdt>
+        <w:sdtPr>
+          <w:tag w:val="goog_rdk_9"/>
+        </w:sdtPr>
+        <w:sdtContent>
+          <w:r>
+            <w:rPr>
+              <w:rFonts w:ascii="Gungsuh" w:cs="Gungsuh" w:eastAsia="Gungsuh" w:hAnsi="Gungsuh"/>
+              <w:sz w:val="24"/>
+              <w:szCs w:val="24"/>
+              <w:rtl w:val="0"/>
+            </w:rPr>
+            <w:t xml:space="preserve">Хваліте його, ви − сонце й місяцю,* хваліте його, всі ясні зорі.</w:t>
+          </w:r>
+        </w:sdtContent>
+      </w:sdt>
+    </w:p>
+    <w:p>
+      <w:pPr>
+        <w:spacing w:after="120" w:lineRule="auto"/>
+        <w:jc w:val="both"/>
+        <w:rPr>
+          <w:rFonts w:ascii="Times New Roman" w:cs="Times New Roman" w:eastAsia="Times New Roman" w:hAnsi="Times New Roman"/>
+          <w:sz w:val="24"/>
+          <w:szCs w:val="24"/>
+        </w:rPr>
+      </w:pPr>
       <w:r>
         <w:rPr>
           <w:rFonts w:ascii="Times New Roman" w:cs="Times New Roman" w:eastAsia="Times New Roman" w:hAnsi="Times New Roman"/>
@@ -15498,6 +16763,22 @@
           <w:rtl w:val="0"/>
         </w:rPr>
         <w:t xml:space="preserve">Хваліте його на дзвінких цимбалах, хваліте його на гучних цимбалах.* Усе, що живе, нехай хвалить Господа.</w:t>
+      </w:r>
+    </w:p>
+    <w:p>
+      <w:pPr>
+        <w:spacing w:after="120" w:lineRule="auto"/>
+        <w:jc w:val="both"/>
+        <w:rPr>
+          <w:rFonts w:ascii="Times New Roman" w:cs="Times New Roman" w:eastAsia="Times New Roman" w:hAnsi="Times New Roman"/>
+          <w:sz w:val="24"/>
+          <w:szCs w:val="24"/>
+        </w:rPr>
+      </w:pPr>
+      <w:r>
+        <w:rPr>
+          <w:rtl w:val="0"/>
+        </w:rPr>
       </w:r>
     </w:p>
     <w:p>
@@ -15553,6 +16834,23 @@
           <w:rFonts w:ascii="Times New Roman" w:cs="Times New Roman" w:eastAsia="Times New Roman" w:hAnsi="Times New Roman"/>
           <w:sz w:val="24"/>
           <w:szCs w:val="24"/>
+          <w:u w:val="single"/>
+        </w:rPr>
+      </w:pPr>
+      <w:r>
+        <w:rPr>
+          <w:rtl w:val="0"/>
+        </w:rPr>
+      </w:r>
+    </w:p>
+    <w:p>
+      <w:pPr>
+        <w:spacing w:after="120" w:lineRule="auto"/>
+        <w:jc w:val="both"/>
+        <w:rPr>
+          <w:rFonts w:ascii="Times New Roman" w:cs="Times New Roman" w:eastAsia="Times New Roman" w:hAnsi="Times New Roman"/>
+          <w:sz w:val="24"/>
+          <w:szCs w:val="24"/>
         </w:rPr>
       </w:pPr>
       <w:r>
@@ -15773,6 +17071,33 @@
           <w:szCs w:val="24"/>
         </w:rPr>
       </w:pPr>
+      <w:sdt>
+        <w:sdtPr>
+          <w:tag w:val="goog_rdk_10"/>
+        </w:sdtPr>
+        <w:sdtContent>
+          <w:r>
+            <w:rPr>
+              <w:rFonts w:ascii="Gungsuh" w:cs="Gungsuh" w:eastAsia="Gungsuh" w:hAnsi="Gungsuh"/>
+              <w:sz w:val="24"/>
+              <w:szCs w:val="24"/>
+              <w:rtl w:val="0"/>
+            </w:rPr>
+            <w:t xml:space="preserve">Молюсь: Господи, змилуйся надо мною,* вилікуй мою душу, бо гріх мій − перед тобою.</w:t>
+          </w:r>
+        </w:sdtContent>
+      </w:sdt>
+    </w:p>
+    <w:p>
+      <w:pPr>
+        <w:spacing w:after="120" w:lineRule="auto"/>
+        <w:jc w:val="both"/>
+        <w:rPr>
+          <w:rFonts w:ascii="Times New Roman" w:cs="Times New Roman" w:eastAsia="Times New Roman" w:hAnsi="Times New Roman"/>
+          <w:sz w:val="24"/>
+          <w:szCs w:val="24"/>
+        </w:rPr>
+      </w:pPr>
       <w:r>
         <w:rPr>
           <w:rFonts w:ascii="Times New Roman" w:cs="Times New Roman" w:eastAsia="Times New Roman" w:hAnsi="Times New Roman"/>
@@ -16021,6 +17346,22 @@
           <w:rtl w:val="0"/>
         </w:rPr>
         <w:t xml:space="preserve">Нині і повсякчас,* і на віки віків. Амінь.</w:t>
+      </w:r>
+    </w:p>
+    <w:p>
+      <w:pPr>
+        <w:spacing w:after="120" w:lineRule="auto"/>
+        <w:jc w:val="both"/>
+        <w:rPr>
+          <w:rFonts w:ascii="Times New Roman" w:cs="Times New Roman" w:eastAsia="Times New Roman" w:hAnsi="Times New Roman"/>
+          <w:sz w:val="24"/>
+          <w:szCs w:val="24"/>
+        </w:rPr>
+      </w:pPr>
+      <w:r>
+        <w:rPr>
+          <w:rtl w:val="0"/>
+        </w:rPr>
       </w:r>
     </w:p>
     <w:p>
@@ -16941,6 +18282,22 @@
     </w:p>
     <w:p>
       <w:pPr>
+        <w:spacing w:after="120" w:lineRule="auto"/>
+        <w:jc w:val="both"/>
+        <w:rPr>
+          <w:rFonts w:ascii="Times New Roman" w:cs="Times New Roman" w:eastAsia="Times New Roman" w:hAnsi="Times New Roman"/>
+          <w:sz w:val="24"/>
+          <w:szCs w:val="24"/>
+        </w:rPr>
+      </w:pPr>
+      <w:r>
+        <w:rPr>
+          <w:rtl w:val="0"/>
+        </w:rPr>
+      </w:r>
+    </w:p>
+    <w:p>
+      <w:pPr>
         <w:pStyle w:val="Heading2"/>
         <w:spacing w:after="120" w:before="0" w:lineRule="auto"/>
         <w:jc w:val="center"/>
@@ -17109,6 +18466,79 @@
         <w:jc w:val="both"/>
         <w:rPr>
           <w:rFonts w:ascii="Times New Roman" w:cs="Times New Roman" w:eastAsia="Times New Roman" w:hAnsi="Times New Roman"/>
+          <w:sz w:val="24"/>
+          <w:szCs w:val="24"/>
+        </w:rPr>
+      </w:pPr>
+      <w:sdt>
+        <w:sdtPr>
+          <w:tag w:val="goog_rdk_11"/>
+        </w:sdtPr>
+        <w:sdtContent>
+          <w:r>
+            <w:rPr>
+              <w:rFonts w:ascii="Gungsuh" w:cs="Gungsuh" w:eastAsia="Gungsuh" w:hAnsi="Gungsuh"/>
+              <w:sz w:val="24"/>
+              <w:szCs w:val="24"/>
+              <w:rtl w:val="0"/>
+            </w:rPr>
+            <w:t xml:space="preserve">Постраждавши за Христа аж до смерти, страстотерпні Мученики,* поклали ви свої душі на небі в руки Божі,* і по всьому світі почитаються ваші мощі.* Священики й царі поклоняються,* а всі ми, люди, радіючи, кличемо:* Сон праведний перед Господом − смерть його преподобних!</w:t>
+          </w:r>
+        </w:sdtContent>
+      </w:sdt>
+    </w:p>
+    <w:p>
+      <w:pPr>
+        <w:spacing w:after="120" w:lineRule="auto"/>
+        <w:jc w:val="both"/>
+        <w:rPr>
+          <w:rFonts w:ascii="Times New Roman" w:cs="Times New Roman" w:eastAsia="Times New Roman" w:hAnsi="Times New Roman"/>
+          <w:sz w:val="24"/>
+          <w:szCs w:val="24"/>
+        </w:rPr>
+      </w:pPr>
+      <w:r>
+        <w:rPr>
+          <w:rFonts w:ascii="Times New Roman" w:cs="Times New Roman" w:eastAsia="Times New Roman" w:hAnsi="Times New Roman"/>
+          <w:b w:val="1"/>
+          <w:sz w:val="24"/>
+          <w:szCs w:val="24"/>
+          <w:rtl w:val="0"/>
+        </w:rPr>
+        <w:t xml:space="preserve">Слава і нині</w:t>
+      </w:r>
+      <w:r>
+        <w:rPr>
+          <w:rFonts w:ascii="Times New Roman" w:cs="Times New Roman" w:eastAsia="Times New Roman" w:hAnsi="Times New Roman"/>
+          <w:sz w:val="24"/>
+          <w:szCs w:val="24"/>
+          <w:rtl w:val="0"/>
+        </w:rPr>
+        <w:t xml:space="preserve">: На тебе, Богородице, поклали ми нашу надію,* щоб не завестись у наших сподіваннях.* Помічнице, спаси нас нерозумних від бід,* і знищ задуми противників,* бо ти наше спасіння, Благословенна.</w:t>
+      </w:r>
+    </w:p>
+    <w:p>
+      <w:pPr>
+        <w:spacing w:after="120" w:lineRule="auto"/>
+        <w:jc w:val="both"/>
+        <w:rPr>
+          <w:rFonts w:ascii="Times New Roman" w:cs="Times New Roman" w:eastAsia="Times New Roman" w:hAnsi="Times New Roman"/>
+          <w:sz w:val="24"/>
+          <w:szCs w:val="24"/>
+        </w:rPr>
+      </w:pPr>
+      <w:r>
+        <w:rPr>
+          <w:rtl w:val="0"/>
+        </w:rPr>
+      </w:r>
+    </w:p>
+    <w:p>
+      <w:pPr>
+        <w:spacing w:after="120" w:lineRule="auto"/>
+        <w:jc w:val="both"/>
+        <w:rPr>
+          <w:rFonts w:ascii="Times New Roman" w:cs="Times New Roman" w:eastAsia="Times New Roman" w:hAnsi="Times New Roman"/>
           <w:i w:val="1"/>
           <w:color w:val="ff0000"/>
           <w:sz w:val="24"/>
@@ -17230,6 +18660,26 @@
           <w:szCs w:val="24"/>
           <w:rtl w:val="0"/>
         </w:rPr>
+        <w:t xml:space="preserve">Слава Отцю, і Сину, і Святому Духові,* і нині і повсякчас, і на віки віків. Амінь.</w:t>
+      </w:r>
+    </w:p>
+    <w:p>
+      <w:pPr>
+        <w:spacing w:after="120" w:lineRule="auto"/>
+        <w:jc w:val="both"/>
+        <w:rPr>
+          <w:rFonts w:ascii="Times New Roman" w:cs="Times New Roman" w:eastAsia="Times New Roman" w:hAnsi="Times New Roman"/>
+          <w:sz w:val="24"/>
+          <w:szCs w:val="24"/>
+        </w:rPr>
+      </w:pPr>
+      <w:r>
+        <w:rPr>
+          <w:rFonts w:ascii="Times New Roman" w:cs="Times New Roman" w:eastAsia="Times New Roman" w:hAnsi="Times New Roman"/>
+          <w:sz w:val="24"/>
+          <w:szCs w:val="24"/>
+          <w:rtl w:val="0"/>
+        </w:rPr>
         <w:t xml:space="preserve">Пресвята Тройце, помилуй нас;* Господи, очисти гріхи наші;* Владико, прости беззаконня наші;* Святий, завітай і зціли немочі наші імени твого ради.</w:t>
       </w:r>
     </w:p>
@@ -17273,6 +18723,45 @@
           <w:rtl w:val="0"/>
         </w:rPr>
         <w:t xml:space="preserve">.</w:t>
+      </w:r>
+    </w:p>
+    <w:p>
+      <w:pPr>
+        <w:spacing w:after="120" w:lineRule="auto"/>
+        <w:jc w:val="both"/>
+        <w:rPr>
+          <w:rFonts w:ascii="Times New Roman" w:cs="Times New Roman" w:eastAsia="Times New Roman" w:hAnsi="Times New Roman"/>
+          <w:sz w:val="24"/>
+          <w:szCs w:val="24"/>
+        </w:rPr>
+      </w:pPr>
+      <w:r>
+        <w:rPr>
+          <w:rFonts w:ascii="Times New Roman" w:cs="Times New Roman" w:eastAsia="Times New Roman" w:hAnsi="Times New Roman"/>
+          <w:sz w:val="24"/>
+          <w:szCs w:val="24"/>
+          <w:rtl w:val="0"/>
+        </w:rPr>
+        <w:t xml:space="preserve">Слава Отцю, і Сину, і Святому Духові. І</w:t>
+      </w:r>
+      <w:r>
+        <w:rPr>
+          <w:rFonts w:ascii="Times New Roman" w:cs="Times New Roman" w:eastAsia="Times New Roman" w:hAnsi="Times New Roman"/>
+          <w:b w:val="1"/>
+          <w:sz w:val="24"/>
+          <w:szCs w:val="24"/>
+          <w:rtl w:val="0"/>
+        </w:rPr>
+        <w:t xml:space="preserve"> </w:t>
+      </w:r>
+      <w:r>
+        <w:rPr>
+          <w:rFonts w:ascii="Times New Roman" w:cs="Times New Roman" w:eastAsia="Times New Roman" w:hAnsi="Times New Roman"/>
+          <w:sz w:val="24"/>
+          <w:szCs w:val="24"/>
+          <w:rtl w:val="0"/>
+        </w:rPr>
+        <w:t xml:space="preserve">нині і повсякчас, і на віки віків. Амінь.</w:t>
       </w:r>
     </w:p>
     <w:p>
@@ -17372,6 +18861,23 @@
           <w:rtl w:val="0"/>
         </w:rPr>
         <w:t xml:space="preserve"> </w:t>
+      </w:r>
+    </w:p>
+    <w:p>
+      <w:pPr>
+        <w:spacing w:after="120" w:lineRule="auto"/>
+        <w:jc w:val="both"/>
+        <w:rPr>
+          <w:rFonts w:ascii="Times New Roman" w:cs="Times New Roman" w:eastAsia="Times New Roman" w:hAnsi="Times New Roman"/>
+          <w:i w:val="1"/>
+          <w:sz w:val="24"/>
+          <w:szCs w:val="24"/>
+        </w:rPr>
+      </w:pPr>
+      <w:r>
+        <w:rPr>
+          <w:rtl w:val="0"/>
+        </w:rPr>
       </w:r>
     </w:p>
     <w:p>
@@ -17973,6 +19479,22 @@
     </w:p>
     <w:p>
       <w:pPr>
+        <w:spacing w:after="120" w:lineRule="auto"/>
+        <w:jc w:val="both"/>
+        <w:rPr>
+          <w:rFonts w:ascii="Times New Roman" w:cs="Times New Roman" w:eastAsia="Times New Roman" w:hAnsi="Times New Roman"/>
+          <w:sz w:val="24"/>
+          <w:szCs w:val="24"/>
+        </w:rPr>
+      </w:pPr>
+      <w:r>
+        <w:rPr>
+          <w:rtl w:val="0"/>
+        </w:rPr>
+      </w:r>
+    </w:p>
+    <w:p>
+      <w:pPr>
         <w:pStyle w:val="Heading2"/>
         <w:spacing w:after="120" w:before="0" w:lineRule="auto"/>
         <w:jc w:val="center"/>
@@ -18230,6 +19752,21 @@
           <w:rtl w:val="0"/>
         </w:rPr>
         <w:t xml:space="preserve">Амінь.</w:t>
+      </w:r>
+    </w:p>
+    <w:p>
+      <w:pPr>
+        <w:spacing w:after="120" w:lineRule="auto"/>
+        <w:rPr>
+          <w:rFonts w:ascii="Times New Roman" w:cs="Times New Roman" w:eastAsia="Times New Roman" w:hAnsi="Times New Roman"/>
+          <w:sz w:val="24"/>
+          <w:szCs w:val="24"/>
+        </w:rPr>
+      </w:pPr>
+      <w:r>
+        <w:rPr>
+          <w:rtl w:val="0"/>
+        </w:rPr>
       </w:r>
     </w:p>
     <w:sectPr>
